--- a/docs/Spanish_Podcast_Scripts.docx
+++ b/docs/Spanish_Podcast_Scripts.docx
@@ -136,7 +136,7 @@
           <w:sz w:val="26"/>
           <w:szCs w:val="26"/>
         </w:rPr>
-        <w:t xml:space="preserve">Opción 1 — NotebookLM (recomendada, gratis, 3 minutos)</w:t>
+        <w:t xml:space="preserve">Opción 1, NotebookLM (recomendada, gratis, 3 minutos)</w:t>
       </w:r>
     </w:p>
     <w:p>
@@ -278,7 +278,7 @@
           <w:sz w:val="26"/>
           <w:szCs w:val="26"/>
         </w:rPr>
-        <w:t xml:space="preserve">Opción 2 — ElevenLabs API (10 minutos, pago)</w:t>
+        <w:t xml:space="preserve">Opción 2, ElevenLabs API (10 minutos, pago)</w:t>
       </w:r>
     </w:p>
     <w:p>
@@ -308,7 +308,7 @@
           <w:sz w:val="26"/>
           <w:szCs w:val="26"/>
         </w:rPr>
-        <w:t xml:space="preserve">Opción 3 — Graba tú mismo o con un amigo (15 minutos, lo más auténtico)</w:t>
+        <w:t xml:space="preserve">Opción 3, Graba tú mismo o con un amigo (15 minutos, lo más auténtico)</w:t>
       </w:r>
     </w:p>
     <w:p>
@@ -516,7 +516,7 @@
                 <w:sz w:val="21"/>
                 <w:szCs w:val="21"/>
               </w:rPr>
-              <w:t xml:space="preserve">Módulo 1 — Metas y rutina</w:t>
+              <w:t xml:space="preserve">Módulo 1, Metas y rutina</w:t>
             </w:r>
           </w:p>
         </w:tc>
@@ -581,7 +581,7 @@
                 <w:sz w:val="21"/>
                 <w:szCs w:val="21"/>
               </w:rPr>
-              <w:t xml:space="preserve">Módulo 2 — Vocabulario que se queda</w:t>
+              <w:t xml:space="preserve">Módulo 2, Vocabulario que se queda</w:t>
             </w:r>
           </w:p>
         </w:tc>
@@ -646,7 +646,7 @@
                 <w:sz w:val="21"/>
                 <w:szCs w:val="21"/>
               </w:rPr>
-              <w:t xml:space="preserve">Módulo 3 — Usa el inglés de verdad</w:t>
+              <w:t xml:space="preserve">Módulo 3, Usa el inglés de verdad</w:t>
             </w:r>
           </w:p>
         </w:tc>
@@ -700,7 +700,7 @@
           <w:sz w:val="36"/>
           <w:szCs w:val="36"/>
         </w:rPr>
-        <w:t xml:space="preserve">Episodio 1 — El Método (vista general del curso)</w:t>
+        <w:t xml:space="preserve">Episodio 1, El Método (vista general del curso)</w:t>
       </w:r>
     </w:p>
     <w:p>
@@ -814,7 +814,7 @@
           <w:sz w:val="22"/>
           <w:szCs w:val="22"/>
         </w:rPr>
-        <w:t xml:space="preserve">Exacto. Y aquí está la verdad incómoda: la mayoría no fracasa por falta de inteligencia. Fracasa porque los métodos que les venden — apps con rachas, cursos largos, libros gigantes — chocan con cómo realmente funciona la memoria.</w:t>
+        <w:t xml:space="preserve">Exacto. Y aquí está la verdad incómoda: la mayoría no fracasa por falta de inteligencia. Fracasa porque los métodos que les venden, apps con rachas, cursos largos, libros gigantes, chocan con cómo realmente funciona la memoria.</w:t>
       </w:r>
     </w:p>
     <w:p>
@@ -918,7 +918,7 @@
           <w:sz w:val="22"/>
           <w:szCs w:val="22"/>
         </w:rPr>
-        <w:t xml:space="preserve">Exactamente. Y ese es el Módulo 1 del curso. Se llama "Set Your Goal and Build Your Routine" — "Define tu meta y construye tu rutina."</w:t>
+        <w:t xml:space="preserve">Exactamente. Y ese es el Módulo 1 del curso. Se llama "Set Your Goal and Build Your Routine", "Define tu meta y construye tu rutina."</w:t>
       </w:r>
     </w:p>
     <w:p>
@@ -1022,7 +1022,7 @@
           <w:sz w:val="22"/>
           <w:szCs w:val="22"/>
         </w:rPr>
-        <w:t xml:space="preserve">Dos: elige sus 15 minutos del día. Solo 15 minutos. La ciencia es muy clara aquí — Cepeda hizo un meta-análisis enorme y la conclusión es: 15 minutos al día le ganan a 2 horas el domingo. Siempre.</w:t>
+        <w:t xml:space="preserve">Dos: elige sus 15 minutos del día. Solo 15 minutos. La ciencia es muy clara aquí, Cepeda hizo un meta-análisis enorme y la conclusión es: 15 minutos al día le ganan a 2 horas el domingo. Siempre.</w:t>
       </w:r>
     </w:p>
     <w:p>
@@ -1100,7 +1100,7 @@
           <w:sz w:val="22"/>
           <w:szCs w:val="22"/>
         </w:rPr>
-        <w:t xml:space="preserve">Eso lo explica todo. Ahora dime — Módulo 2 es el que la gente más espera, el que tiene vocabulario, ¿verdad?</w:t>
+        <w:t xml:space="preserve">Eso lo explica todo. Ahora dime, Módulo 2 es el que la gente más espera, el que tiene vocabulario, ¿verdad?</w:t>
       </w:r>
     </w:p>
     <w:p>
@@ -1204,59 +1204,59 @@
           <w:sz w:val="22"/>
           <w:szCs w:val="22"/>
         </w:rPr>
-        <w:t xml:space="preserve">Mayer la llama "multimedia learning" — aprendizaje multimedia.</w:t>
-      </w:r>
-    </w:p>
-    <w:p>
-      <w:pPr>
-        <w:spacing w:after="100" w:line="320"/>
-        <w:ind w:left="0"/>
-      </w:pPr>
-      <w:r>
-        <w:rPr>
-          <w:rFonts w:ascii="Georgia" w:cs="Georgia" w:eastAsia="Georgia" w:hAnsi="Georgia"/>
-          <w:b/>
-          <w:bCs/>
-          <w:color w:val="C75146"/>
-          <w:sz w:val="20"/>
-          <w:szCs w:val="20"/>
-        </w:rPr>
-        <w:t xml:space="preserve">B:  </w:t>
-      </w:r>
-      <w:r>
-        <w:rPr>
-          <w:rFonts w:ascii="Calibri" w:cs="Calibri" w:eastAsia="Calibri" w:hAnsi="Calibri"/>
-          <w:color w:val="2D2D2D"/>
-          <w:sz w:val="22"/>
-          <w:szCs w:val="22"/>
-        </w:rPr>
-        <w:t xml:space="preserve">Correcto. Y Nation, otro investigador, encontró algo igual de importante: las 1,000 palabras más comunes del inglés cubren el 80% de la conversación diaria. Aprende las 20 correctas primero — bien — y vas más lejos que aprendiendo 200 a medias.</w:t>
-      </w:r>
-    </w:p>
-    <w:p>
-      <w:pPr>
-        <w:spacing w:after="100" w:line="320"/>
-        <w:ind w:left="0"/>
-      </w:pPr>
-      <w:r>
-        <w:rPr>
-          <w:rFonts w:ascii="Georgia" w:cs="Georgia" w:eastAsia="Georgia" w:hAnsi="Georgia"/>
-          <w:b/>
-          <w:bCs/>
-          <w:color w:val="C75146"/>
-          <w:sz w:val="20"/>
-          <w:szCs w:val="20"/>
-        </w:rPr>
-        <w:t xml:space="preserve">A:  </w:t>
-      </w:r>
-      <w:r>
-        <w:rPr>
-          <w:rFonts w:ascii="Calibri" w:cs="Calibri" w:eastAsia="Calibri" w:hAnsi="Calibri"/>
-          <w:color w:val="2D2D2D"/>
-          <w:sz w:val="22"/>
-          <w:szCs w:val="22"/>
-        </w:rPr>
-        <w:t xml:space="preserve">Y los cognados ayudan. Hospital, doctor, familia, importante — son palabras casi idénticas en español e inglés.</w:t>
+        <w:t xml:space="preserve">Mayer la llama "multimedia learning", aprendizaje multimedia.</w:t>
+      </w:r>
+    </w:p>
+    <w:p>
+      <w:pPr>
+        <w:spacing w:after="100" w:line="320"/>
+        <w:ind w:left="0"/>
+      </w:pPr>
+      <w:r>
+        <w:rPr>
+          <w:rFonts w:ascii="Georgia" w:cs="Georgia" w:eastAsia="Georgia" w:hAnsi="Georgia"/>
+          <w:b/>
+          <w:bCs/>
+          <w:color w:val="C75146"/>
+          <w:sz w:val="20"/>
+          <w:szCs w:val="20"/>
+        </w:rPr>
+        <w:t xml:space="preserve">B:  </w:t>
+      </w:r>
+      <w:r>
+        <w:rPr>
+          <w:rFonts w:ascii="Calibri" w:cs="Calibri" w:eastAsia="Calibri" w:hAnsi="Calibri"/>
+          <w:color w:val="2D2D2D"/>
+          <w:sz w:val="22"/>
+          <w:szCs w:val="22"/>
+        </w:rPr>
+        <w:t xml:space="preserve">Correcto. Y Nation, otro investigador, encontró algo igual de importante: las 1,000 palabras más comunes del inglés cubren el 80% de la conversación diaria. Aprende las 20 correctas primero, bien, y vas más lejos que aprendiendo 200 a medias.</w:t>
+      </w:r>
+    </w:p>
+    <w:p>
+      <w:pPr>
+        <w:spacing w:after="100" w:line="320"/>
+        <w:ind w:left="0"/>
+      </w:pPr>
+      <w:r>
+        <w:rPr>
+          <w:rFonts w:ascii="Georgia" w:cs="Georgia" w:eastAsia="Georgia" w:hAnsi="Georgia"/>
+          <w:b/>
+          <w:bCs/>
+          <w:color w:val="C75146"/>
+          <w:sz w:val="20"/>
+          <w:szCs w:val="20"/>
+        </w:rPr>
+        <w:t xml:space="preserve">A:  </w:t>
+      </w:r>
+      <w:r>
+        <w:rPr>
+          <w:rFonts w:ascii="Calibri" w:cs="Calibri" w:eastAsia="Calibri" w:hAnsi="Calibri"/>
+          <w:color w:val="2D2D2D"/>
+          <w:sz w:val="22"/>
+          <w:szCs w:val="22"/>
+        </w:rPr>
+        <w:t xml:space="preserve">Y los cognados ayudan. Hospital, doctor, familia, importante, son palabras casi idénticas en español e inglés.</w:t>
       </w:r>
     </w:p>
     <w:p>
@@ -1334,7 +1334,7 @@
           <w:sz w:val="22"/>
           <w:szCs w:val="22"/>
         </w:rPr>
-        <w:t xml:space="preserve">Sí, porque es donde dejas de prepararte y empiezas a usar el inglés. La parte más difícil y la más importante. Hay dos investigadores aquí: Krashen, que dice que aprendes idiomas escuchando mensajes que casi entiendes — eso se llama "input comprensible" — y Swain, que dice que hablar es donde de verdad se consolida lo aprendido.</w:t>
+        <w:t xml:space="preserve">Sí, porque es donde dejas de prepararte y empiezas a usar el inglés. La parte más difícil y la más importante. Hay dos investigadores aquí: Krashen, que dice que aprendes idiomas escuchando mensajes que casi entiendes, eso se llama "input comprensible", y Swain, que dice que hablar es donde de verdad se consolida lo aprendido.</w:t>
       </w:r>
     </w:p>
     <w:p>
@@ -1490,33 +1490,33 @@
           <w:sz w:val="22"/>
           <w:szCs w:val="22"/>
         </w:rPr>
-        <w:t xml:space="preserve">Sí. Porque tres semanas de esfuerzo se pueden esfumar en tres semanas de silencio — o pueden seguir creciendo por un año. La diferencia es el plan que escribes el último día.</w:t>
-      </w:r>
-    </w:p>
-    <w:p>
-      <w:pPr>
-        <w:spacing w:after="100" w:line="320"/>
-        <w:ind w:left="0"/>
-      </w:pPr>
-      <w:r>
-        <w:rPr>
-          <w:rFonts w:ascii="Georgia" w:cs="Georgia" w:eastAsia="Georgia" w:hAnsi="Georgia"/>
-          <w:b/>
-          <w:bCs/>
-          <w:color w:val="C75146"/>
-          <w:sz w:val="20"/>
-          <w:szCs w:val="20"/>
-        </w:rPr>
-        <w:t xml:space="preserve">A:  </w:t>
-      </w:r>
-      <w:r>
-        <w:rPr>
-          <w:rFonts w:ascii="Calibri" w:cs="Calibri" w:eastAsia="Calibri" w:hAnsi="Calibri"/>
-          <w:color w:val="2D2D2D"/>
-          <w:sz w:val="22"/>
-          <w:szCs w:val="22"/>
-        </w:rPr>
-        <w:t xml:space="preserve">OK, recapitulemos para nuestro oyente. Si me estás escuchando ahora mismo manejando o cocinando — ¿qué hago hoy?</w:t>
+        <w:t xml:space="preserve">Sí. Porque tres semanas de esfuerzo se pueden esfumar en tres semanas de silencio, o pueden seguir creciendo por un año. La diferencia es el plan que escribes el último día.</w:t>
+      </w:r>
+    </w:p>
+    <w:p>
+      <w:pPr>
+        <w:spacing w:after="100" w:line="320"/>
+        <w:ind w:left="0"/>
+      </w:pPr>
+      <w:r>
+        <w:rPr>
+          <w:rFonts w:ascii="Georgia" w:cs="Georgia" w:eastAsia="Georgia" w:hAnsi="Georgia"/>
+          <w:b/>
+          <w:bCs/>
+          <w:color w:val="C75146"/>
+          <w:sz w:val="20"/>
+          <w:szCs w:val="20"/>
+        </w:rPr>
+        <w:t xml:space="preserve">A:  </w:t>
+      </w:r>
+      <w:r>
+        <w:rPr>
+          <w:rFonts w:ascii="Calibri" w:cs="Calibri" w:eastAsia="Calibri" w:hAnsi="Calibri"/>
+          <w:color w:val="2D2D2D"/>
+          <w:sz w:val="22"/>
+          <w:szCs w:val="22"/>
+        </w:rPr>
+        <w:t xml:space="preserve">OK, recapitulemos para nuestro oyente. Si me estás escuchando ahora mismo manejando o cocinando, ¿qué hago hoy?</w:t>
       </w:r>
     </w:p>
     <w:p>
@@ -1594,7 +1594,7 @@
           <w:sz w:val="22"/>
           <w:szCs w:val="22"/>
         </w:rPr>
-        <w:t xml:space="preserve">El curso completo, los audios, los documentos — todo está en independent-english-learning, en GitHub. La página tiene un cambio de idioma arriba a la derecha, EN, ES, FR. Para el que prefiere leer en español, está todo ahí.</w:t>
+        <w:t xml:space="preserve">El curso completo, los audios, los documentos, todo está en independent-english-learning, en GitHub. La página tiene un cambio de idioma arriba a la derecha, EN, ES, FR. Para el que prefiere leer en español, está todo ahí.</w:t>
       </w:r>
     </w:p>
     <w:p>
@@ -1666,7 +1666,7 @@
           <w:sz w:val="36"/>
           <w:szCs w:val="36"/>
         </w:rPr>
-        <w:t xml:space="preserve">Episodio 2 — Módulo 1: Metas y rutina</w:t>
+        <w:t xml:space="preserve">Episodio 2, Módulo 1: Metas y rutina</w:t>
       </w:r>
     </w:p>
     <w:p>
@@ -1724,7 +1724,7 @@
           <w:sz w:val="22"/>
           <w:szCs w:val="22"/>
         </w:rPr>
-        <w:t xml:space="preserve">Bienvenido al Módulo 1. Daniel, hoy hablamos de la parte que la mayoría se salta — y por eso la mayoría abandona.</w:t>
+        <w:t xml:space="preserve">Bienvenido al Módulo 1. Daniel, hoy hablamos de la parte que la mayoría se salta, y por eso la mayoría abandona.</w:t>
       </w:r>
     </w:p>
     <w:p>
@@ -1802,7 +1802,7 @@
           <w:sz w:val="22"/>
           <w:szCs w:val="22"/>
         </w:rPr>
-        <w:t xml:space="preserve">Zimmerman, en 2002, publicó un modelo de tres fases del aprendizaje auto-regulado. Primera fase: planeación — decides qué, cuándo, y cómo. Segunda fase: ejecución — practicas mientras te monitoreas. Tercera fase: reflexión — evalúas y ajustas.</w:t>
+        <w:t xml:space="preserve">Zimmerman, en 2002, publicó un modelo de tres fases del aprendizaje auto-regulado. Primera fase: planeación, decides qué, cuándo, y cómo. Segunda fase: ejecución, practicas mientras te monitoreas. Tercera fase: reflexión, evalúas y ajustas.</w:t>
       </w:r>
     </w:p>
     <w:p>
@@ -1958,7 +1958,7 @@
           <w:sz w:val="22"/>
           <w:szCs w:val="22"/>
         </w:rPr>
-        <w:t xml:space="preserve">Sí, porque "ser fluido" no es una meta — es un deseo. "Pedir comida" es algo que puedes hacer o no hacer en 90 días.</w:t>
+        <w:t xml:space="preserve">Sí, porque "ser fluido" no es una meta, es un deseo. "Pedir comida" es algo que puedes hacer o no hacer en 90 días.</w:t>
       </w:r>
     </w:p>
     <w:p>
@@ -2166,7 +2166,7 @@
           <w:sz w:val="22"/>
           <w:szCs w:val="22"/>
         </w:rPr>
-        <w:t xml:space="preserve">Sí. Y aquí está el truco — atalo a algo que ya haces. El café de la mañana. El transporte al trabajo. Lavarte los dientes. La ciencia llama a esto "habit anchor" — ancla de hábito.</w:t>
+        <w:t xml:space="preserve">Sí. Y aquí está el truco, atalo a algo que ya haces. El café de la mañana. El transporte al trabajo. Lavarte los dientes. La ciencia llama a esto "habit anchor", ancla de hábito.</w:t>
       </w:r>
     </w:p>
     <w:p>
@@ -2244,7 +2244,7 @@
           <w:sz w:val="22"/>
           <w:szCs w:val="22"/>
         </w:rPr>
-        <w:t xml:space="preserve">Paso cuatro — y este es el más importante porque casi nadie lo hace — el plan B.</w:t>
+        <w:t xml:space="preserve">Paso cuatro, y este es el más importante porque casi nadie lo hace, el plan B.</w:t>
       </w:r>
     </w:p>
     <w:p>
@@ -2452,7 +2452,7 @@
           <w:sz w:val="22"/>
           <w:szCs w:val="22"/>
         </w:rPr>
-        <w:t xml:space="preserve">Si me estás escuchando ahora — pausa el podcast. Toma una hoja de papel. Escribe esa oración: "En 90 días quiero poder ____________." Y guárdala.</w:t>
+        <w:t xml:space="preserve">Si me estás escuchando ahora, pausa el podcast. Toma una hoja de papel. Escribe esa oración: "En 90 días quiero poder ____________." Y guárdala.</w:t>
       </w:r>
     </w:p>
     <w:p>
@@ -2524,7 +2524,7 @@
           <w:sz w:val="36"/>
           <w:szCs w:val="36"/>
         </w:rPr>
-        <w:t xml:space="preserve">Episodio 3 — Módulo 2: Vocabulario que se queda</w:t>
+        <w:t xml:space="preserve">Episodio 3, Módulo 2: Vocabulario que se queda</w:t>
       </w:r>
     </w:p>
     <w:p>
@@ -2582,7 +2582,7 @@
           <w:sz w:val="22"/>
           <w:szCs w:val="22"/>
         </w:rPr>
-        <w:t xml:space="preserve">Bienvenido al Módulo 2. Daniel, hoy hablamos de la parte favorita de la mayoría — el vocabulario.</w:t>
+        <w:t xml:space="preserve">Bienvenido al Módulo 2. Daniel, hoy hablamos de la parte favorita de la mayoría, el vocabulario.</w:t>
       </w:r>
     </w:p>
     <w:p>
@@ -2842,7 +2842,7 @@
           <w:sz w:val="22"/>
           <w:szCs w:val="22"/>
         </w:rPr>
-        <w:t xml:space="preserve">Y las cognadas — palabras que se parecen en español e inglés — son la victoria más rápida.</w:t>
+        <w:t xml:space="preserve">Y las cognadas, palabras que se parecen en español e inglés, son la victoria más rápida.</w:t>
       </w:r>
     </w:p>
     <w:p>
@@ -2972,7 +2972,7 @@
           <w:sz w:val="22"/>
           <w:szCs w:val="22"/>
         </w:rPr>
-        <w:t xml:space="preserve">Sí. Si trabajas en una oficina dental, tu oración para "appointment" no es "I have an appointment" — es "Mrs. Garcia has an appointment at three."</w:t>
+        <w:t xml:space="preserve">Sí. Si trabajas en una oficina dental, tu oración para "appointment" no es "I have an appointment", es "Mrs. Garcia has an appointment at three."</w:t>
       </w:r>
     </w:p>
     <w:p>
@@ -3076,7 +3076,7 @@
           <w:sz w:val="22"/>
           <w:szCs w:val="22"/>
         </w:rPr>
-        <w:t xml:space="preserve">Anki es una app gratuita de tarjetas con repetición espaciada. La ciencia de fondo es el "efecto de prueba" — Roediger y Karpicke en 2006 mostraron que recuperar información de la memoria — incluso fallando — produce mucho mejor retención a largo plazo que releer.</w:t>
+        <w:t xml:space="preserve">Anki es una app gratuita de tarjetas con repetición espaciada. La ciencia de fondo es el "efecto de prueba", Roediger y Karpicke en 2006 mostraron que recuperar información de la memoria, incluso fallando, produce mucho mejor retención a largo plazo que releer.</w:t>
       </w:r>
     </w:p>
     <w:p>
@@ -3128,7 +3128,7 @@
           <w:sz w:val="22"/>
           <w:szCs w:val="22"/>
         </w:rPr>
-        <w:t xml:space="preserve">Casi nada. Lo que funciona es ponerte a prueba. Y Anki te programa los repasos en el momento óptimo — justo antes de que olvides.</w:t>
+        <w:t xml:space="preserve">Casi nada. Lo que funciona es ponerte a prueba. Y Anki te programa los repasos en el momento óptimo, justo antes de que olvides.</w:t>
       </w:r>
     </w:p>
     <w:p>
@@ -3180,33 +3180,33 @@
           <w:sz w:val="22"/>
           <w:szCs w:val="22"/>
         </w:rPr>
-        <w:t xml:space="preserve">Sí. Empieza con 10 tarjetas nuevas al día. No 100. Sé honesto cuando rates la dificultad — si dices "easy" cuando en realidad fue difícil, Anki te programa el repaso muy lejos y vas a olvidar. Y agrega audio nativo a cada tarjeta. Forvo.com tiene pronunciación gratis de cualquier palabra.</w:t>
-      </w:r>
-    </w:p>
-    <w:p>
-      <w:pPr>
-        <w:spacing w:after="100" w:line="320"/>
-        <w:ind w:left="0"/>
-      </w:pPr>
-      <w:r>
-        <w:rPr>
-          <w:rFonts w:ascii="Georgia" w:cs="Georgia" w:eastAsia="Georgia" w:hAnsi="Georgia"/>
-          <w:b/>
-          <w:bCs/>
-          <w:color w:val="C75146"/>
-          <w:sz w:val="20"/>
-          <w:szCs w:val="20"/>
-        </w:rPr>
-        <w:t xml:space="preserve">A:  </w:t>
-      </w:r>
-      <w:r>
-        <w:rPr>
-          <w:rFonts w:ascii="Calibri" w:cs="Calibri" w:eastAsia="Calibri" w:hAnsi="Calibri"/>
-          <w:color w:val="2D2D2D"/>
-          <w:sz w:val="22"/>
-          <w:szCs w:val="22"/>
-        </w:rPr>
-        <w:t xml:space="preserve">Una última cosa que la gente subestima — las plantillas de oraciones.</w:t>
+        <w:t xml:space="preserve">Sí. Empieza con 10 tarjetas nuevas al día. No 100. Sé honesto cuando rates la dificultad, si dices "easy" cuando en realidad fue difícil, Anki te programa el repaso muy lejos y vas a olvidar. Y agrega audio nativo a cada tarjeta. Forvo.com tiene pronunciación gratis de cualquier palabra.</w:t>
+      </w:r>
+    </w:p>
+    <w:p>
+      <w:pPr>
+        <w:spacing w:after="100" w:line="320"/>
+        <w:ind w:left="0"/>
+      </w:pPr>
+      <w:r>
+        <w:rPr>
+          <w:rFonts w:ascii="Georgia" w:cs="Georgia" w:eastAsia="Georgia" w:hAnsi="Georgia"/>
+          <w:b/>
+          <w:bCs/>
+          <w:color w:val="C75146"/>
+          <w:sz w:val="20"/>
+          <w:szCs w:val="20"/>
+        </w:rPr>
+        <w:t xml:space="preserve">A:  </w:t>
+      </w:r>
+      <w:r>
+        <w:rPr>
+          <w:rFonts w:ascii="Calibri" w:cs="Calibri" w:eastAsia="Calibri" w:hAnsi="Calibri"/>
+          <w:color w:val="2D2D2D"/>
+          <w:sz w:val="22"/>
+          <w:szCs w:val="22"/>
+        </w:rPr>
+        <w:t xml:space="preserve">Una última cosa que la gente subestima, las plantillas de oraciones.</w:t>
       </w:r>
     </w:p>
     <w:p>
@@ -3310,7 +3310,7 @@
           <w:sz w:val="22"/>
           <w:szCs w:val="22"/>
         </w:rPr>
-        <w:t xml:space="preserve">Si estás escuchando ahora mientras manejas o caminas — al llegar a casa, abre tu cuaderno y escribe 5 palabras que necesitaste hoy y no supiste decir en inglés.</w:t>
+        <w:t xml:space="preserve">Si estás escuchando ahora mientras manejas o caminas, al llegar a casa, abre tu cuaderno y escribe 5 palabras que necesitaste hoy y no supiste decir en inglés.</w:t>
       </w:r>
     </w:p>
     <w:p>
@@ -3382,7 +3382,7 @@
           <w:sz w:val="36"/>
           <w:szCs w:val="36"/>
         </w:rPr>
-        <w:t xml:space="preserve">Episodio 4 — Módulo 3: Usa el inglés de verdad</w:t>
+        <w:t xml:space="preserve">Episodio 4, Módulo 3: Usa el inglés de verdad</w:t>
       </w:r>
     </w:p>
     <w:p>
@@ -3518,7 +3518,7 @@
           <w:sz w:val="22"/>
           <w:szCs w:val="22"/>
         </w:rPr>
-        <w:t xml:space="preserve">Krashen, en 1985, propuso la "hipótesis del input." La idea es: aprendes un idioma escuchando mensajes que casi entiendes — un poquito por encima de tu nivel actual. Eso lo llama input comprensible, o i+1.</w:t>
+        <w:t xml:space="preserve">Krashen, en 1985, propuso la "hipótesis del input." La idea es: aprendes un idioma escuchando mensajes que casi entiendes, un poquito por encima de tu nivel actual. Eso lo llama input comprensible, o i+1.</w:t>
       </w:r>
     </w:p>
     <w:p>
@@ -3622,7 +3622,7 @@
           <w:sz w:val="22"/>
           <w:szCs w:val="22"/>
         </w:rPr>
-        <w:t xml:space="preserve">Para hispanohablantes en Estados Unidos, recomendamos en este orden: VOA Learning English — son noticias americanas habladas despacio con transcripción. ESL Pod, de Jeff McQuillan — es un podcast diseñado para adultos aprendiendo inglés ESL, hablado lentamente con explicaciones de cada modismo. NPR Up First — son 12 minutos de noticias diarias en acento estándar de Estados Unidos.</w:t>
+        <w:t xml:space="preserve">Para hispanohablantes en Estados Unidos, recomendamos en este orden: VOA Learning English, son noticias americanas habladas despacio con transcripción. ESL Pod, de Jeff McQuillan, es un podcast diseñado para adultos aprendiendo inglés ESL, hablado lentamente con explicaciones de cada modismo. NPR Up First, son 12 minutos de noticias diarias en acento estándar de Estados Unidos.</w:t>
       </w:r>
     </w:p>
     <w:p>
@@ -3674,7 +3674,7 @@
           <w:sz w:val="22"/>
           <w:szCs w:val="22"/>
         </w:rPr>
-        <w:t xml:space="preserve">Bajas un escalón. La escalera empieza con libros para niños — sí, libros para niños — luego BBC 6 Minute English, luego VOA Learning English, luego podcasts de adultos a 0.75x velocidad, luego a velocidad nativa. La mayoría llega a velocidad nativa en 6 a 9 meses.</w:t>
+        <w:t xml:space="preserve">Bajas un escalón. La escalera empieza con libros para niños, sí, libros para niños, luego BBC 6 Minute English, luego VOA Learning English, luego podcasts de adultos a 0.75x velocidad, luego a velocidad nativa. La mayoría llega a velocidad nativa en 6 a 9 meses.</w:t>
       </w:r>
     </w:p>
     <w:p>
@@ -3960,7 +3960,7 @@
           <w:sz w:val="22"/>
           <w:szCs w:val="22"/>
         </w:rPr>
-        <w:t xml:space="preserve">Y un consejo importante — usa "barreras."</w:t>
+        <w:t xml:space="preserve">Y un consejo importante, usa "barreras."</w:t>
       </w:r>
     </w:p>
     <w:p>
@@ -4038,7 +4038,7 @@
           <w:sz w:val="22"/>
           <w:szCs w:val="22"/>
         </w:rPr>
-        <w:t xml:space="preserve">Y la parte más importante. Tres semanas de esfuerzo se pueden esfumar en tres semanas de silencio — o pueden seguir creciendo por un año. La diferencia es el plan que escribes el último día del curso.</w:t>
+        <w:t xml:space="preserve">Y la parte más importante. Tres semanas de esfuerzo se pueden esfumar en tres semanas de silencio, o pueden seguir creciendo por un año. La diferencia es el plan que escribes el último día del curso.</w:t>
       </w:r>
     </w:p>
     <w:p>
@@ -4090,7 +4090,7 @@
           <w:sz w:val="22"/>
           <w:szCs w:val="22"/>
         </w:rPr>
-        <w:t xml:space="preserve">Siete preguntas. Tu meta para los próximos 90 días. Tu horario semanal — qué días, qué hora, cuántos minutos. Tu método de vocabulario — cómo vas a seguir agregando y repasando palabras. Tu plan de escucha — qué podcast, cada cuánto. Tu plan de habla — cuándo te vas a grabar o hablar con alguien.</w:t>
+        <w:t xml:space="preserve">Siete preguntas. Tu meta para los próximos 90 días. Tu horario semanal, qué días, qué hora, cuántos minutos. Tu método de vocabulario, cómo vas a seguir agregando y repasando palabras. Tu plan de escucha, qué podcast, cada cuánto. Tu plan de habla, cuándo te vas a grabar o hablar con alguien.</w:t>
       </w:r>
     </w:p>
     <w:p>
@@ -4142,33 +4142,33 @@
           <w:sz w:val="22"/>
           <w:szCs w:val="22"/>
         </w:rPr>
-        <w:t xml:space="preserve">Tu plan de retroalimentación — quién o qué revisa tu trabajo. Un amigo, una IA, un maestro, una app. Y por último, qué vas a hacer cuando pierdas la motivación. Esa pregunta — la séptima — es la diferencia entre los que terminan el año y los que abandonan en la semana 6.</w:t>
-      </w:r>
-    </w:p>
-    <w:p>
-      <w:pPr>
-        <w:spacing w:after="100" w:line="320"/>
-        <w:ind w:left="0"/>
-      </w:pPr>
-      <w:r>
-        <w:rPr>
-          <w:rFonts w:ascii="Georgia" w:cs="Georgia" w:eastAsia="Georgia" w:hAnsi="Georgia"/>
-          <w:b/>
-          <w:bCs/>
-          <w:color w:val="C75146"/>
-          <w:sz w:val="20"/>
-          <w:szCs w:val="20"/>
-        </w:rPr>
-        <w:t xml:space="preserve">A:  </w:t>
-      </w:r>
-      <w:r>
-        <w:rPr>
-          <w:rFonts w:ascii="Calibri" w:cs="Calibri" w:eastAsia="Calibri" w:hAnsi="Calibri"/>
-          <w:color w:val="2D2D2D"/>
-          <w:sz w:val="22"/>
-          <w:szCs w:val="22"/>
-        </w:rPr>
-        <w:t xml:space="preserve">Si estás escuchando ahora mismo — incluso antes de terminar el curso — escribe la respuesta a la pregunta 7.</w:t>
+        <w:t xml:space="preserve">Tu plan de retroalimentación, quién o qué revisa tu trabajo. Un amigo, una IA, un maestro, una app. Y por último, qué vas a hacer cuando pierdas la motivación. Esa pregunta, la séptima, es la diferencia entre los que terminan el año y los que abandonan en la semana 6.</w:t>
+      </w:r>
+    </w:p>
+    <w:p>
+      <w:pPr>
+        <w:spacing w:after="100" w:line="320"/>
+        <w:ind w:left="0"/>
+      </w:pPr>
+      <w:r>
+        <w:rPr>
+          <w:rFonts w:ascii="Georgia" w:cs="Georgia" w:eastAsia="Georgia" w:hAnsi="Georgia"/>
+          <w:b/>
+          <w:bCs/>
+          <w:color w:val="C75146"/>
+          <w:sz w:val="20"/>
+          <w:szCs w:val="20"/>
+        </w:rPr>
+        <w:t xml:space="preserve">A:  </w:t>
+      </w:r>
+      <w:r>
+        <w:rPr>
+          <w:rFonts w:ascii="Calibri" w:cs="Calibri" w:eastAsia="Calibri" w:hAnsi="Calibri"/>
+          <w:color w:val="2D2D2D"/>
+          <w:sz w:val="22"/>
+          <w:szCs w:val="22"/>
+        </w:rPr>
+        <w:t xml:space="preserve">Si estás escuchando ahora mismo, incluso antes de terminar el curso, escribe la respuesta a la pregunta 7.</w:t>
       </w:r>
     </w:p>
     <w:p>
@@ -4246,7 +4246,7 @@
           <w:sz w:val="22"/>
           <w:szCs w:val="22"/>
         </w:rPr>
-        <w:t xml:space="preserve">Aparece pequeño. Aparece seguido. La parte más difícil es empezar — y tú ya empezaste.</w:t>
+        <w:t xml:space="preserve">Aparece pequeño. Aparece seguido. La parte más difícil es empezar, y tú ya empezaste.</w:t>
       </w:r>
     </w:p>
     <w:p>
